--- a/Отчеты/Отчет_Лр_пример_2_САиМИС.docx
+++ b/Отчеты/Отчет_Лр_пример_2_САиМИС.docx
@@ -4,24 +4,61 @@
   <w:body>
     <w:p>
       <w:pPr>
+        <w:ind w:firstLine="0"/>
         <w:jc w:val="center"/>
       </w:pPr>
       <w:r>
         <w:rPr>
+          <w:rFonts w:ascii="Times New Roman" w:hAnsi="Times New Roman" w:eastAsia="Times New Roman" w:cs="Times New Roman"/>
           <w:b w:val="0"/>
           <w:i w:val="0"/>
+          <w:color w:val="000000"/>
+          <w:sz w:val="24"/>
         </w:rPr>
-        <w:t>Дисциплина: САиМИС (системный анализ и моделирование информационных систем)</w:t>
+        <w:t>Министерство науки и высшего образования Российской Федерации</w:t>
       </w:r>
     </w:p>
     <w:p>
       <w:pPr>
+        <w:ind w:firstLine="0"/>
         <w:jc w:val="center"/>
       </w:pPr>
       <w:r>
         <w:rPr>
+          <w:rFonts w:ascii="Times New Roman" w:hAnsi="Times New Roman" w:eastAsia="Times New Roman" w:cs="Times New Roman"/>
+          <w:b w:val="0"/>
+          <w:i w:val="0"/>
+          <w:color w:val="000000"/>
+          <w:sz w:val="26"/>
+        </w:rPr>
+        <w:t>Дисциплина: системный анализ и моделирование информационных систем (САиМИС)</w:t>
+      </w:r>
+    </w:p>
+    <w:p>
+      <w:pPr>
+        <w:ind w:firstLine="0"/>
+      </w:pPr>
+      <w:r>
+        <w:rPr>
+          <w:rFonts w:ascii="Times New Roman" w:hAnsi="Times New Roman" w:eastAsia="Times New Roman" w:cs="Times New Roman"/>
+          <w:b w:val="0"/>
+          <w:i w:val="0"/>
+          <w:color w:val="000000"/>
+          <w:sz w:val="20"/>
+        </w:rPr>
+      </w:r>
+    </w:p>
+    <w:p>
+      <w:pPr>
+        <w:ind w:firstLine="0"/>
+        <w:jc w:val="center"/>
+      </w:pPr>
+      <w:r>
+        <w:rPr>
+          <w:rFonts w:ascii="Times New Roman" w:hAnsi="Times New Roman" w:eastAsia="Times New Roman" w:cs="Times New Roman"/>
           <w:b/>
           <w:i w:val="0"/>
+          <w:color w:val="000000"/>
           <w:sz w:val="32"/>
         </w:rPr>
         <w:t>Отчёт по лабораторной работе «Лр пример 2 САиМИС»</w:t>
@@ -29,106 +66,188 @@
     </w:p>
     <w:p>
       <w:pPr>
+        <w:ind w:firstLine="0"/>
+        <w:jc w:val="center"/>
+      </w:pPr>
+      <w:r>
+        <w:rPr>
+          <w:rFonts w:ascii="Times New Roman" w:hAnsi="Times New Roman" w:eastAsia="Times New Roman" w:cs="Times New Roman"/>
+          <w:b w:val="0"/>
+          <w:i/>
+          <w:color w:val="000000"/>
+          <w:sz w:val="26"/>
+        </w:rPr>
+        <w:t>Модель СМО (Q-схемы) с приоритетным обслуживанием в MATLAB/Simulink</w:t>
+      </w:r>
+    </w:p>
+    <w:p>
+      <w:pPr>
+        <w:ind w:firstLine="0"/>
+      </w:pPr>
+      <w:r>
+        <w:rPr>
+          <w:rFonts w:ascii="Times New Roman" w:hAnsi="Times New Roman" w:eastAsia="Times New Roman" w:cs="Times New Roman"/>
+          <w:b w:val="0"/>
+          <w:i w:val="0"/>
+          <w:color w:val="000000"/>
+          <w:sz w:val="20"/>
+        </w:rPr>
+      </w:r>
+    </w:p>
+    <w:p>
+      <w:pPr>
+        <w:ind w:firstLine="0"/>
         <w:jc w:val="right"/>
       </w:pPr>
       <w:r>
         <w:rPr>
+          <w:rFonts w:ascii="Times New Roman" w:hAnsi="Times New Roman" w:eastAsia="Times New Roman" w:cs="Times New Roman"/>
           <w:b w:val="0"/>
           <w:i w:val="0"/>
+          <w:color w:val="000000"/>
+          <w:sz w:val="28"/>
         </w:rPr>
-        <w:t>Выполнил(а): [ФИО], гр. [группа]</w:t>
+        <w:t>Выполнил: Мейер-Шишнёв Владислав Алексеевич</w:t>
       </w:r>
     </w:p>
     <w:p>
       <w:pPr>
-        <w:jc w:val="right"/>
+        <w:ind w:firstLine="0"/>
       </w:pPr>
       <w:r>
         <w:rPr>
+          <w:rFonts w:ascii="Times New Roman" w:hAnsi="Times New Roman" w:eastAsia="Times New Roman" w:cs="Times New Roman"/>
           <w:b w:val="0"/>
           <w:i w:val="0"/>
+          <w:color w:val="000000"/>
+          <w:sz w:val="16"/>
         </w:rPr>
-        <w:t>Проверил(а): [ФИО преподавателя]</w:t>
-      </w:r>
-    </w:p>
-    <w:p/>
-    <w:p>
-      <w:pPr>
-        <w:jc w:val="center"/>
-      </w:pPr>
-      <w:r>
-        <w:rPr>
-          <w:b w:val="0"/>
-          <w:i/>
-        </w:rPr>
-        <w:t>Тема: Построение модели системы массового обслуживания (Q-схемы) с приоритетным обслуживанием с помощью пакета MATLAB + Simulink</w:t>
       </w:r>
     </w:p>
     <w:p>
       <w:pPr>
         <w:pStyle w:val="Heading1"/>
+        <w:ind w:firstLine="0"/>
       </w:pPr>
       <w:r>
         <w:t>1. Цель работы</w:t>
       </w:r>
     </w:p>
     <w:p>
+      <w:pPr>
+        <w:ind w:firstLine="709"/>
+      </w:pPr>
       <w:r>
         <w:rPr>
+          <w:rFonts w:ascii="Times New Roman" w:hAnsi="Times New Roman" w:eastAsia="Times New Roman" w:cs="Times New Roman"/>
           <w:b w:val="0"/>
           <w:i w:val="0"/>
+          <w:color w:val="000000"/>
+          <w:sz w:val="28"/>
         </w:rPr>
-        <w:t>Построить в среде Simulink (SimEvents) модель СМО с приоритетным обслуживанием заявок: с формированием заявок с заданными атрибутами (приоритет, вес, время обработки), двумя очередями по приоритету, каналом обслуживания и двумя выходами (обслуженные и необслуженные заявки); получить статистику работы системы.</w:t>
+        <w:t>Построить модель системы массового обслуживания с приоритетами: заявки имеют атрибуты (приоритет, вес, время обработки), разделяются на две очереди, обслуживаются одним каналом и покидают систему по двум выходам — обслуженные и необслуженные. По прогону получить статистику очередей, загрузки канала и доли отказов.</w:t>
       </w:r>
     </w:p>
     <w:p>
       <w:pPr>
         <w:pStyle w:val="Heading1"/>
+        <w:ind w:firstLine="0"/>
       </w:pPr>
       <w:r>
         <w:t>2. Описание моделируемого реального объекта и его настройки</w:t>
       </w:r>
     </w:p>
     <w:p>
+      <w:pPr>
+        <w:ind w:firstLine="709"/>
+      </w:pPr>
       <w:r>
         <w:rPr>
+          <w:rFonts w:ascii="Times New Roman" w:hAnsi="Times New Roman" w:eastAsia="Times New Roman" w:cs="Times New Roman"/>
           <w:b w:val="0"/>
           <w:i w:val="0"/>
+          <w:color w:val="000000"/>
+          <w:sz w:val="28"/>
         </w:rPr>
-        <w:t>Моделируемый реальный объект — сервер обработки запросов (центр обработки заявок, узел связи, диспетчерская, отдел срочных заявок), который принимает запросы двух классов: приоритетные (например, срочные заявки) и обычные. Каждый запрос характеризуется:</w:t>
+        <w:t>Реальный объект — узел обработки запросов (сервер, диспетчерская, центр приёма заявок), который принимает два класса запросов: обычные и приоритетные (срочные). Каждый запрос имеет:</w:t>
       </w:r>
     </w:p>
     <w:p>
       <w:pPr>
         <w:pStyle w:val="ListBullet"/>
+        <w:ind w:firstLine="0" w:left="567"/>
       </w:pPr>
       <w:r>
-        <w:t>приоритетом (0 или 1) — определяет порядок обслуживания;</w:t>
+        <w:rPr>
+          <w:rFonts w:ascii="Times New Roman" w:hAnsi="Times New Roman" w:eastAsia="Times New Roman" w:cs="Times New Roman"/>
+          <w:b w:val="0"/>
+          <w:i w:val="0"/>
+          <w:color w:val="000000"/>
+          <w:sz w:val="28"/>
+        </w:rPr>
+        <w:t>приоритет 0 или 1 — от него зависит, в какую очередь попадёт заявка и кто будет обслужен первым;</w:t>
       </w:r>
     </w:p>
     <w:p>
       <w:pPr>
         <w:pStyle w:val="ListBullet"/>
+        <w:ind w:firstLine="0" w:left="567"/>
       </w:pPr>
       <w:r>
-        <w:t>весом (объёмом) запроса от 256 Кб до 1024 Кб — чем больше вес, тем дольше запрос обрабатывается;</w:t>
+        <w:rPr>
+          <w:rFonts w:ascii="Times New Roman" w:hAnsi="Times New Roman" w:eastAsia="Times New Roman" w:cs="Times New Roman"/>
+          <w:b w:val="0"/>
+          <w:i w:val="0"/>
+          <w:color w:val="000000"/>
+          <w:sz w:val="28"/>
+        </w:rPr>
+        <w:t>вес (объём) от 256 Кб до 1024 Кб — чем больше вес, тем дольше обработка;</w:t>
       </w:r>
     </w:p>
     <w:p>
       <w:pPr>
         <w:pStyle w:val="ListBullet"/>
+        <w:ind w:firstLine="0" w:left="567"/>
       </w:pPr>
       <w:r>
-        <w:t>собственным временем обработки; итоговое время обработки = базовое время + вклад веса заявки.</w:t>
+        <w:rPr>
+          <w:rFonts w:ascii="Times New Roman" w:hAnsi="Times New Roman" w:eastAsia="Times New Roman" w:cs="Times New Roman"/>
+          <w:b w:val="0"/>
+          <w:i w:val="0"/>
+          <w:color w:val="000000"/>
+          <w:sz w:val="28"/>
+        </w:rPr>
+        <w:t>собственное время обработки; итоговое время = базовое случайное время + вклад веса.</w:t>
       </w:r>
     </w:p>
     <w:p>
+      <w:pPr>
+        <w:ind w:firstLine="709"/>
+      </w:pPr>
       <w:r>
         <w:rPr>
+          <w:rFonts w:ascii="Times New Roman" w:hAnsi="Times New Roman" w:eastAsia="Times New Roman" w:cs="Times New Roman"/>
           <w:b w:val="0"/>
           <w:i w:val="0"/>
+          <w:color w:val="000000"/>
+          <w:sz w:val="28"/>
         </w:rPr>
-        <w:t>Заявки с приоритетом обслуживаются раньше обычных; после обработки заявка либо успешно обслуживается, либо (с некоторой вероятностью) остаётся необслуженной и покидает систему через второй выход. Ниже приведены настройки, принятые для модели (уточните при сборке):</w:t>
+        <w:t>После канала заявка с заданной вероятностью считается обслуженной либо уходит в поток отказов. Модель — «чёрный ящик» с одним входом и двумя выходами, внутри — источник, две очереди, канал и приёмник.</w:t>
+      </w:r>
+    </w:p>
+    <w:p>
+      <w:pPr>
+        <w:ind w:firstLine="709"/>
+      </w:pPr>
+      <w:r>
+        <w:rPr>
+          <w:rFonts w:ascii="Times New Roman" w:hAnsi="Times New Roman" w:eastAsia="Times New Roman" w:cs="Times New Roman"/>
+          <w:b w:val="0"/>
+          <w:i w:val="0"/>
+          <w:color w:val="000000"/>
+          <w:sz w:val="28"/>
+        </w:rPr>
+        <w:t>Настройки модели:</w:t>
       </w:r>
     </w:p>
     <w:tbl>
@@ -148,14 +267,19 @@
             <w:tcW w:type="dxa" w:w="3118"/>
           </w:tcPr>
           <w:p>
+            <w:pPr>
+              <w:ind w:firstLine="0"/>
+            </w:pPr>
             <w:r/>
             <w:r>
               <w:rPr>
-                <w:rFonts w:ascii="Times New Roman" w:hAnsi="Times New Roman"/>
+                <w:rFonts w:ascii="Times New Roman" w:hAnsi="Times New Roman" w:eastAsia="Times New Roman" w:cs="Times New Roman"/>
                 <w:b/>
+                <w:i w:val="0"/>
+                <w:color w:val="000000"/>
                 <w:sz w:val="24"/>
               </w:rPr>
-              <w:t>Параметр объекта</w:t>
+              <w:t>Параметр</w:t>
             </w:r>
           </w:p>
         </w:tc>
@@ -164,14 +288,19 @@
             <w:tcW w:type="dxa" w:w="5669"/>
           </w:tcPr>
           <w:p>
+            <w:pPr>
+              <w:ind w:firstLine="0"/>
+            </w:pPr>
             <w:r/>
             <w:r>
               <w:rPr>
-                <w:rFonts w:ascii="Times New Roman" w:hAnsi="Times New Roman"/>
+                <w:rFonts w:ascii="Times New Roman" w:hAnsi="Times New Roman" w:eastAsia="Times New Roman" w:cs="Times New Roman"/>
                 <w:b/>
+                <w:i w:val="0"/>
+                <w:color w:val="000000"/>
                 <w:sz w:val="24"/>
               </w:rPr>
-              <w:t>Значение в модели</w:t>
+              <w:t>Значение</w:t>
             </w:r>
           </w:p>
         </w:tc>
@@ -182,13 +311,19 @@
             <w:tcW w:type="dxa" w:w="3118"/>
           </w:tcPr>
           <w:p>
+            <w:pPr>
+              <w:ind w:firstLine="0"/>
+            </w:pPr>
             <w:r/>
             <w:r>
               <w:rPr>
-                <w:rFonts w:ascii="Times New Roman" w:hAnsi="Times New Roman"/>
+                <w:rFonts w:ascii="Times New Roman" w:hAnsi="Times New Roman" w:eastAsia="Times New Roman" w:cs="Times New Roman"/>
+                <w:b w:val="0"/>
+                <w:i w:val="0"/>
+                <w:color w:val="000000"/>
                 <w:sz w:val="24"/>
               </w:rPr>
-              <w:t>Период поступления заявок</w:t>
+              <w:t>Период генерации заявок</w:t>
             </w:r>
           </w:p>
         </w:tc>
@@ -197,13 +332,19 @@
             <w:tcW w:type="dxa" w:w="5669"/>
           </w:tcPr>
           <w:p>
+            <w:pPr>
+              <w:ind w:firstLine="0"/>
+            </w:pPr>
             <w:r/>
             <w:r>
               <w:rPr>
-                <w:rFonts w:ascii="Times New Roman" w:hAnsi="Times New Roman"/>
+                <w:rFonts w:ascii="Times New Roman" w:hAnsi="Times New Roman" w:eastAsia="Times New Roman" w:cs="Times New Roman"/>
+                <w:b w:val="0"/>
+                <w:i w:val="0"/>
+                <w:color w:val="000000"/>
                 <w:sz w:val="24"/>
               </w:rPr>
-              <w:t>2 с (детерминированный, Time-Based Entity Generator)</w:t>
+              <w:t>1 (Time-Based Entity Generator, Distribution = Constant, Period = 1, Generation event priority = 300)</w:t>
             </w:r>
           </w:p>
         </w:tc>
@@ -214,13 +355,19 @@
             <w:tcW w:type="dxa" w:w="3118"/>
           </w:tcPr>
           <w:p>
+            <w:pPr>
+              <w:ind w:firstLine="0"/>
+            </w:pPr>
             <w:r/>
             <w:r>
               <w:rPr>
-                <w:rFonts w:ascii="Times New Roman" w:hAnsi="Times New Roman"/>
+                <w:rFonts w:ascii="Times New Roman" w:hAnsi="Times New Roman" w:eastAsia="Times New Roman" w:cs="Times New Roman"/>
+                <w:b w:val="0"/>
+                <w:i w:val="0"/>
+                <w:color w:val="000000"/>
                 <w:sz w:val="24"/>
               </w:rPr>
-              <w:t>Приоритет заявки</w:t>
+              <w:t>Приоритет</w:t>
             </w:r>
           </w:p>
         </w:tc>
@@ -229,13 +376,19 @@
             <w:tcW w:type="dxa" w:w="5669"/>
           </w:tcPr>
           <w:p>
+            <w:pPr>
+              <w:ind w:firstLine="0"/>
+            </w:pPr>
             <w:r/>
             <w:r>
               <w:rPr>
-                <w:rFonts w:ascii="Times New Roman" w:hAnsi="Times New Roman"/>
+                <w:rFonts w:ascii="Times New Roman" w:hAnsi="Times New Roman" w:eastAsia="Times New Roman" w:cs="Times New Roman"/>
+                <w:b w:val="0"/>
+                <w:i w:val="0"/>
+                <w:color w:val="000000"/>
                 <w:sz w:val="24"/>
               </w:rPr>
-              <w:t>генерируется случайно: U[0;1] ≥ 0,5 → приоритет 1, иначе 0 (блок Switch)</w:t>
+              <w:t>случайный: U[0;1] через Switch, порог 0,5 → значение 0 или 1</w:t>
             </w:r>
           </w:p>
         </w:tc>
@@ -246,10 +399,16 @@
             <w:tcW w:type="dxa" w:w="3118"/>
           </w:tcPr>
           <w:p>
+            <w:pPr>
+              <w:ind w:firstLine="0"/>
+            </w:pPr>
             <w:r/>
             <w:r>
               <w:rPr>
-                <w:rFonts w:ascii="Times New Roman" w:hAnsi="Times New Roman"/>
+                <w:rFonts w:ascii="Times New Roman" w:hAnsi="Times New Roman" w:eastAsia="Times New Roman" w:cs="Times New Roman"/>
+                <w:b w:val="0"/>
+                <w:i w:val="0"/>
+                <w:color w:val="000000"/>
                 <w:sz w:val="24"/>
               </w:rPr>
               <w:t>Вес заявки</w:t>
@@ -261,13 +420,19 @@
             <w:tcW w:type="dxa" w:w="5669"/>
           </w:tcPr>
           <w:p>
+            <w:pPr>
+              <w:ind w:firstLine="0"/>
+            </w:pPr>
             <w:r/>
             <w:r>
               <w:rPr>
-                <w:rFonts w:ascii="Times New Roman" w:hAnsi="Times New Roman"/>
+                <w:rFonts w:ascii="Times New Roman" w:hAnsi="Times New Roman" w:eastAsia="Times New Roman" w:cs="Times New Roman"/>
+                <w:b w:val="0"/>
+                <w:i w:val="0"/>
+                <w:color w:val="000000"/>
                 <w:sz w:val="24"/>
               </w:rPr>
-              <w:t>U[0;1] × 1024 Кб, приведение к диапазону 256…1024 Кб</w:t>
+              <w:t>случайное число, масштабированное к диапазону до 1024 Кб (нижняя граница 256 Кб)</w:t>
             </w:r>
           </w:p>
         </w:tc>
@@ -278,10 +443,16 @@
             <w:tcW w:type="dxa" w:w="3118"/>
           </w:tcPr>
           <w:p>
+            <w:pPr>
+              <w:ind w:firstLine="0"/>
+            </w:pPr>
             <w:r/>
             <w:r>
               <w:rPr>
-                <w:rFonts w:ascii="Times New Roman" w:hAnsi="Times New Roman"/>
+                <w:rFonts w:ascii="Times New Roman" w:hAnsi="Times New Roman" w:eastAsia="Times New Roman" w:cs="Times New Roman"/>
+                <w:b w:val="0"/>
+                <w:i w:val="0"/>
+                <w:color w:val="000000"/>
                 <w:sz w:val="24"/>
               </w:rPr>
               <w:t>Время обработки</w:t>
@@ -293,13 +464,19 @@
             <w:tcW w:type="dxa" w:w="5669"/>
           </w:tcPr>
           <w:p>
+            <w:pPr>
+              <w:ind w:firstLine="0"/>
+            </w:pPr>
             <w:r/>
             <w:r>
               <w:rPr>
-                <w:rFonts w:ascii="Times New Roman" w:hAnsi="Times New Roman"/>
+                <w:rFonts w:ascii="Times New Roman" w:hAnsi="Times New Roman" w:eastAsia="Times New Roman" w:cs="Times New Roman"/>
+                <w:b w:val="0"/>
+                <w:i w:val="0"/>
+                <w:color w:val="000000"/>
                 <w:sz w:val="24"/>
               </w:rPr>
-              <w:t>базовое случайное время + вес заявки (SetAttribute); зависимость от веса линейная</w:t>
+              <w:t>базовое случайное + вес; записывается атрибутом ServiceTime (Set Attribute)</w:t>
             </w:r>
           </w:p>
         </w:tc>
@@ -310,10 +487,60 @@
             <w:tcW w:type="dxa" w:w="3118"/>
           </w:tcPr>
           <w:p>
+            <w:pPr>
+              <w:ind w:firstLine="0"/>
+            </w:pPr>
             <w:r/>
             <w:r>
               <w:rPr>
-                <w:rFonts w:ascii="Times New Roman" w:hAnsi="Times New Roman"/>
+                <w:rFonts w:ascii="Times New Roman" w:hAnsi="Times New Roman" w:eastAsia="Times New Roman" w:cs="Times New Roman"/>
+                <w:b w:val="0"/>
+                <w:i w:val="0"/>
+                <w:color w:val="000000"/>
+                <w:sz w:val="24"/>
+              </w:rPr>
+              <w:t>Разделение потоков</w:t>
+            </w:r>
+          </w:p>
+        </w:tc>
+        <w:tc>
+          <w:tcPr>
+            <w:tcW w:type="dxa" w:w="5669"/>
+          </w:tcPr>
+          <w:p>
+            <w:pPr>
+              <w:ind w:firstLine="0"/>
+            </w:pPr>
+            <w:r/>
+            <w:r>
+              <w:rPr>
+                <w:rFonts w:ascii="Times New Roman" w:hAnsi="Times New Roman" w:eastAsia="Times New Roman" w:cs="Times New Roman"/>
+                <w:b w:val="0"/>
+                <w:i w:val="0"/>
+                <w:color w:val="000000"/>
+                <w:sz w:val="24"/>
+              </w:rPr>
+              <w:t>Output Switch, критерий From attribute, Attribute name = Priority</w:t>
+            </w:r>
+          </w:p>
+        </w:tc>
+      </w:tr>
+      <w:tr>
+        <w:tc>
+          <w:tcPr>
+            <w:tcW w:type="dxa" w:w="3118"/>
+          </w:tcPr>
+          <w:p>
+            <w:pPr>
+              <w:ind w:firstLine="0"/>
+            </w:pPr>
+            <w:r/>
+            <w:r>
+              <w:rPr>
+                <w:rFonts w:ascii="Times New Roman" w:hAnsi="Times New Roman" w:eastAsia="Times New Roman" w:cs="Times New Roman"/>
+                <w:b w:val="0"/>
+                <w:i w:val="0"/>
+                <w:color w:val="000000"/>
                 <w:sz w:val="24"/>
               </w:rPr>
               <w:t>Очереди</w:t>
@@ -325,13 +552,19 @@
             <w:tcW w:type="dxa" w:w="5669"/>
           </w:tcPr>
           <w:p>
+            <w:pPr>
+              <w:ind w:firstLine="0"/>
+            </w:pPr>
             <w:r/>
             <w:r>
               <w:rPr>
-                <w:rFonts w:ascii="Times New Roman" w:hAnsi="Times New Roman"/>
+                <w:rFonts w:ascii="Times New Roman" w:hAnsi="Times New Roman" w:eastAsia="Times New Roman" w:cs="Times New Roman"/>
+                <w:b w:val="0"/>
+                <w:i w:val="0"/>
+                <w:color w:val="000000"/>
                 <w:sz w:val="24"/>
               </w:rPr>
-              <w:t>2 × FIFO Queue по приоритету (Output Switch по атрибуту Priority), Capacity = 100</w:t>
+              <w:t>две FIFO Queue, Capacity = 100 каждая</w:t>
             </w:r>
           </w:p>
         </w:tc>
@@ -342,13 +575,19 @@
             <w:tcW w:type="dxa" w:w="3118"/>
           </w:tcPr>
           <w:p>
+            <w:pPr>
+              <w:ind w:firstLine="0"/>
+            </w:pPr>
             <w:r/>
             <w:r>
               <w:rPr>
-                <w:rFonts w:ascii="Times New Roman" w:hAnsi="Times New Roman"/>
+                <w:rFonts w:ascii="Times New Roman" w:hAnsi="Times New Roman" w:eastAsia="Times New Roman" w:cs="Times New Roman"/>
+                <w:b w:val="0"/>
+                <w:i w:val="0"/>
+                <w:color w:val="000000"/>
                 <w:sz w:val="24"/>
               </w:rPr>
-              <w:t>Канал обслуживания</w:t>
+              <w:t>Канал</w:t>
             </w:r>
           </w:p>
         </w:tc>
@@ -357,13 +596,19 @@
             <w:tcW w:type="dxa" w:w="5669"/>
           </w:tcPr>
           <w:p>
+            <w:pPr>
+              <w:ind w:firstLine="0"/>
+            </w:pPr>
             <w:r/>
             <w:r>
               <w:rPr>
-                <w:rFonts w:ascii="Times New Roman" w:hAnsi="Times New Roman"/>
+                <w:rFonts w:ascii="Times New Roman" w:hAnsi="Times New Roman" w:eastAsia="Times New Roman" w:cs="Times New Roman"/>
+                <w:b w:val="0"/>
+                <w:i w:val="0"/>
+                <w:color w:val="000000"/>
                 <w:sz w:val="24"/>
               </w:rPr>
-              <w:t>Path Combiner (приоритет входа IN1) → Single Server, время обслуживания с порта t</w:t>
+              <w:t>Path Combiner (precedence = IN1) → Single Server, Service time from = Attribute (ServiceTime)</w:t>
             </w:r>
           </w:p>
         </w:tc>
@@ -374,10 +619,16 @@
             <w:tcW w:type="dxa" w:w="3118"/>
           </w:tcPr>
           <w:p>
+            <w:pPr>
+              <w:ind w:firstLine="0"/>
+            </w:pPr>
             <w:r/>
             <w:r>
               <w:rPr>
-                <w:rFonts w:ascii="Times New Roman" w:hAnsi="Times New Roman"/>
+                <w:rFonts w:ascii="Times New Roman" w:hAnsi="Times New Roman" w:eastAsia="Times New Roman" w:cs="Times New Roman"/>
+                <w:b w:val="0"/>
+                <w:i w:val="0"/>
+                <w:color w:val="000000"/>
                 <w:sz w:val="24"/>
               </w:rPr>
               <w:t>Исход обслуживания</w:t>
@@ -389,13 +640,19 @@
             <w:tcW w:type="dxa" w:w="5669"/>
           </w:tcPr>
           <w:p>
+            <w:pPr>
+              <w:ind w:firstLine="0"/>
+            </w:pPr>
             <w:r/>
             <w:r>
               <w:rPr>
-                <w:rFonts w:ascii="Times New Roman" w:hAnsi="Times New Roman"/>
+                <w:rFonts w:ascii="Times New Roman" w:hAnsi="Times New Roman" w:eastAsia="Times New Roman" w:cs="Times New Roman"/>
+                <w:b w:val="0"/>
+                <w:i w:val="0"/>
+                <w:color w:val="000000"/>
                 <w:sz w:val="24"/>
               </w:rPr>
-              <w:t>случайное число сравнивается с пороговой вероятностью успешной обработки (например, 0,9): обслужена / не обслужена</w:t>
+              <w:t>случайное U[0;1] сравнивается с порогом; выход «обработано» / «не обработано»</w:t>
             </w:r>
           </w:p>
         </w:tc>
@@ -406,13 +663,19 @@
             <w:tcW w:type="dxa" w:w="3118"/>
           </w:tcPr>
           <w:p>
+            <w:pPr>
+              <w:ind w:firstLine="0"/>
+            </w:pPr>
             <w:r/>
             <w:r>
               <w:rPr>
-                <w:rFonts w:ascii="Times New Roman" w:hAnsi="Times New Roman"/>
+                <w:rFonts w:ascii="Times New Roman" w:hAnsi="Times New Roman" w:eastAsia="Times New Roman" w:cs="Times New Roman"/>
+                <w:b w:val="0"/>
+                <w:i w:val="0"/>
+                <w:color w:val="000000"/>
                 <w:sz w:val="24"/>
               </w:rPr>
-              <w:t>Выходы системы</w:t>
+              <w:t>Останов модели</w:t>
             </w:r>
           </w:p>
         </w:tc>
@@ -421,45 +684,19 @@
             <w:tcW w:type="dxa" w:w="5669"/>
           </w:tcPr>
           <w:p>
+            <w:pPr>
+              <w:ind w:firstLine="0"/>
+            </w:pPr>
             <w:r/>
             <w:r>
               <w:rPr>
-                <w:rFonts w:ascii="Times New Roman" w:hAnsi="Times New Roman"/>
+                <w:rFonts w:ascii="Times New Roman" w:hAnsi="Times New Roman" w:eastAsia="Times New Roman" w:cs="Times New Roman"/>
+                <w:b w:val="0"/>
+                <w:i w:val="0"/>
+                <w:color w:val="000000"/>
                 <w:sz w:val="24"/>
               </w:rPr>
-              <w:t>2 × Entity Sink: обслуженные и необслуженные заявки</w:t>
-            </w:r>
-          </w:p>
-        </w:tc>
-      </w:tr>
-      <w:tr>
-        <w:tc>
-          <w:tcPr>
-            <w:tcW w:type="dxa" w:w="3118"/>
-          </w:tcPr>
-          <w:p>
-            <w:r/>
-            <w:r>
-              <w:rPr>
-                <w:rFonts w:ascii="Times New Roman" w:hAnsi="Times New Roman"/>
-                <w:sz w:val="24"/>
-              </w:rPr>
-              <w:t>Условие остановки</w:t>
-            </w:r>
-          </w:p>
-        </w:tc>
-        <w:tc>
-          <w:tcPr>
-            <w:tcW w:type="dxa" w:w="5669"/>
-          </w:tcPr>
-          <w:p>
-            <w:r/>
-            <w:r>
-              <w:rPr>
-                <w:rFonts w:ascii="Times New Roman" w:hAnsi="Times New Roman"/>
-                <w:sz w:val="24"/>
-              </w:rPr>
-              <w:t>счётчик заявок в приёмнике сравнивается с заданным числом N (все N заявок прошли систему)</w:t>
+              <w:t>сумма заявок в двух приёмниках сравнивается с N = 100, блок Stop Simulation</w:t>
             </w:r>
           </w:p>
         </w:tc>
@@ -467,575 +704,839 @@
     </w:tbl>
     <w:p>
       <w:pPr>
-        <w:pStyle w:val="Heading1"/>
+        <w:ind w:firstLine="0"/>
       </w:pPr>
       <w:r>
-        <w:t>3. Цель создания модели и получаемая при прогоне статистические данные</w:t>
+        <w:rPr>
+          <w:rFonts w:ascii="Times New Roman" w:hAnsi="Times New Roman" w:eastAsia="Times New Roman" w:cs="Times New Roman"/>
+          <w:b w:val="0"/>
+          <w:i w:val="0"/>
+          <w:color w:val="000000"/>
+          <w:sz w:val="12"/>
+        </w:rPr>
       </w:r>
     </w:p>
     <w:p>
+      <w:pPr>
+        <w:pStyle w:val="Heading1"/>
+        <w:ind w:firstLine="0"/>
+      </w:pPr>
+      <w:r>
+        <w:t>3. Цель создания модели. Статистика при прогоне</w:t>
+      </w:r>
+    </w:p>
+    <w:p>
+      <w:pPr>
+        <w:ind w:firstLine="709"/>
+      </w:pPr>
       <w:r>
         <w:rPr>
+          <w:rFonts w:ascii="Times New Roman" w:hAnsi="Times New Roman" w:eastAsia="Times New Roman" w:cs="Times New Roman"/>
           <w:b w:val="0"/>
           <w:i w:val="0"/>
+          <w:color w:val="000000"/>
+          <w:sz w:val="28"/>
         </w:rPr>
-        <w:t>Цель модели: оценить качество обслуживания двух классов заявок при приоритетном доступе к каналу обслуживания и получить долю необслуженных заявок. При прогоне модели можно получить:</w:t>
+        <w:t>Цель модели — оценить качество обслуживания двух классов заявок при приоритетном доступе к одному каналу и получить долю необслуженных заявок.</w:t>
+      </w:r>
+    </w:p>
+    <w:p>
+      <w:pPr>
+        <w:ind w:firstLine="709"/>
+      </w:pPr>
+      <w:r>
+        <w:rPr>
+          <w:rFonts w:ascii="Times New Roman" w:hAnsi="Times New Roman" w:eastAsia="Times New Roman" w:cs="Times New Roman"/>
+          <w:b w:val="0"/>
+          <w:i w:val="0"/>
+          <w:color w:val="000000"/>
+          <w:sz w:val="28"/>
+        </w:rPr>
+        <w:t>С прогона снимается:</w:t>
       </w:r>
     </w:p>
     <w:p>
       <w:pPr>
         <w:pStyle w:val="ListBullet"/>
+        <w:ind w:firstLine="0" w:left="567"/>
       </w:pPr>
       <w:r>
-        <w:t>количество сгенерированных заявок (статистика #d генератора заявок);</w:t>
+        <w:rPr>
+          <w:rFonts w:ascii="Times New Roman" w:hAnsi="Times New Roman" w:eastAsia="Times New Roman" w:cs="Times New Roman"/>
+          <w:b w:val="0"/>
+          <w:i w:val="0"/>
+          <w:color w:val="000000"/>
+          <w:sz w:val="28"/>
+        </w:rPr>
+        <w:t>число сгенерированных заявок (#d генератора);</w:t>
       </w:r>
     </w:p>
     <w:p>
       <w:pPr>
         <w:pStyle w:val="ListBullet"/>
+        <w:ind w:firstLine="0" w:left="567"/>
       </w:pPr>
       <w:r>
-        <w:t>текущее число заявок в очереди и длину очереди в каждый момент опроса;</w:t>
+        <w:rPr>
+          <w:rFonts w:ascii="Times New Roman" w:hAnsi="Times New Roman" w:eastAsia="Times New Roman" w:cs="Times New Roman"/>
+          <w:b w:val="0"/>
+          <w:i w:val="0"/>
+          <w:color w:val="000000"/>
+          <w:sz w:val="28"/>
+        </w:rPr>
+        <w:t>текущая и средняя длина каждой очереди, среднее время ожидания (Average wait);</w:t>
       </w:r>
     </w:p>
     <w:p>
       <w:pPr>
         <w:pStyle w:val="ListBullet"/>
+        <w:ind w:firstLine="0" w:left="567"/>
       </w:pPr>
       <w:r>
-        <w:t>среднюю длину очереди и среднее время ожидания заявки в очереди (Average wait);</w:t>
+        <w:rPr>
+          <w:rFonts w:ascii="Times New Roman" w:hAnsi="Times New Roman" w:eastAsia="Times New Roman" w:cs="Times New Roman"/>
+          <w:b w:val="0"/>
+          <w:i w:val="0"/>
+          <w:color w:val="000000"/>
+          <w:sz w:val="28"/>
+        </w:rPr>
+        <w:t>число обслуженных заявок (первый Entity Sink);</w:t>
       </w:r>
     </w:p>
     <w:p>
       <w:pPr>
         <w:pStyle w:val="ListBullet"/>
+        <w:ind w:firstLine="0" w:left="567"/>
       </w:pPr>
       <w:r>
-        <w:t>количество обслуженных заявок (счётчик на выходе канала обслуживания / первый приёмник);</w:t>
+        <w:rPr>
+          <w:rFonts w:ascii="Times New Roman" w:hAnsi="Times New Roman" w:eastAsia="Times New Roman" w:cs="Times New Roman"/>
+          <w:b w:val="0"/>
+          <w:i w:val="0"/>
+          <w:color w:val="000000"/>
+          <w:sz w:val="28"/>
+        </w:rPr>
+        <w:t>число необслуженных заявок (второй Entity Sink);</w:t>
       </w:r>
     </w:p>
     <w:p>
       <w:pPr>
         <w:pStyle w:val="ListBullet"/>
+        <w:ind w:firstLine="0" w:left="567"/>
       </w:pPr>
       <w:r>
-        <w:t>количество необслуженных заявок (второй приёмник);</w:t>
+        <w:rPr>
+          <w:rFonts w:ascii="Times New Roman" w:hAnsi="Times New Roman" w:eastAsia="Times New Roman" w:cs="Times New Roman"/>
+          <w:b w:val="0"/>
+          <w:i w:val="0"/>
+          <w:color w:val="000000"/>
+          <w:sz w:val="28"/>
+        </w:rPr>
+        <w:t>загрузка канала (Utilization) и время обслуживания каждой заявки;</w:t>
       </w:r>
     </w:p>
     <w:p>
       <w:pPr>
         <w:pStyle w:val="ListBullet"/>
+        <w:ind w:firstLine="0" w:left="567"/>
       </w:pPr>
       <w:r>
-        <w:t>загрузку сервера (Utilization, util) и время обслуживания каждой заявки;</w:t>
-      </w:r>
-    </w:p>
-    <w:p>
-      <w:pPr>
-        <w:pStyle w:val="ListBullet"/>
-      </w:pPr>
-      <w:r>
-        <w:t>графики динамики очередей и потока заявок по времени (Signal Scope).</w:t>
+        <w:rPr>
+          <w:rFonts w:ascii="Times New Roman" w:hAnsi="Times New Roman" w:eastAsia="Times New Roman" w:cs="Times New Roman"/>
+          <w:b w:val="0"/>
+          <w:i w:val="0"/>
+          <w:color w:val="000000"/>
+          <w:sz w:val="28"/>
+        </w:rPr>
+        <w:t>графики длины очередей и потока по времени (Signal Scope).</w:t>
       </w:r>
     </w:p>
     <w:p>
       <w:pPr>
         <w:pStyle w:val="Heading1"/>
+        <w:ind w:firstLine="0"/>
       </w:pPr>
       <w:r>
-        <w:t>4. Обоснование времени прогона модели</w:t>
-      </w:r>
-    </w:p>
-    <w:p>
-      <w:r>
-        <w:rPr>
-          <w:b w:val="0"/>
-          <w:i w:val="0"/>
-        </w:rPr>
-        <w:t>Время прогона обосновывается свойствами реального объекта (см. п. 2):</w:t>
+        <w:t>4. Обоснование времени прогона</w:t>
       </w:r>
     </w:p>
     <w:p>
       <w:pPr>
-        <w:pStyle w:val="ListBullet"/>
+        <w:ind w:firstLine="709"/>
       </w:pPr>
       <w:r>
-        <w:t>при периоде поступления 2 с и заданном количестве заявок N = 150 время прогона составляет ≈ 300 с (5 минут непрерывной работы сервера — типичный интервал наблюдения за пиковой нагрузкой на реальном узле обработки заявок);</w:t>
+        <w:rPr>
+          <w:rFonts w:ascii="Times New Roman" w:hAnsi="Times New Roman" w:eastAsia="Times New Roman" w:cs="Times New Roman"/>
+          <w:b w:val="0"/>
+          <w:i w:val="0"/>
+          <w:color w:val="000000"/>
+          <w:sz w:val="28"/>
+        </w:rPr>
+        <w:t>В приёмнике задано пороговое число заявок N = 100. Моделирование останавливается, когда сумма обслуженных и необслуженных заявок достигает 100 — то есть когда через систему прошёл весь запланированный пакет.</w:t>
       </w:r>
     </w:p>
     <w:p>
       <w:pPr>
-        <w:pStyle w:val="ListBullet"/>
+        <w:ind w:firstLine="709"/>
       </w:pPr>
       <w:r>
-        <w:t>при равновероятных приоритетах за 300 с набирается ≈ 75 приоритетных и ≈ 75 обычных заявок — статистически значимые выборки обоих классов для оценки задержек и доли отказов;</w:t>
+        <w:rPr>
+          <w:rFonts w:ascii="Times New Roman" w:hAnsi="Times New Roman" w:eastAsia="Times New Roman" w:cs="Times New Roman"/>
+          <w:b w:val="0"/>
+          <w:i w:val="0"/>
+          <w:color w:val="000000"/>
+          <w:sz w:val="28"/>
+        </w:rPr>
+        <w:t>Период генерации равен 1 ед. времени, поэтому 100 заявок набираются примерно за 100 единиц модельного времени (если генератор не блокируется очередью). Для реального узла это соответствует обработке пакета из 100 запросов — типичный «файл» или смена короткого пика нагрузки. При равновероятных приоритетах в выборке оказывается около 50 срочных и 50 обычных заявок, чего достаточно, чтобы сравнить задержки классов и долю отказов. Ёмкость очереди 100 заявок при пакете 100 не должна исчерпываться при нормальной работе канала; заполнение очереди однозначно указывало бы на перегрузку.</w:t>
       </w:r>
     </w:p>
     <w:p>
       <w:pPr>
-        <w:pStyle w:val="ListBullet"/>
+        <w:ind w:firstLine="709"/>
       </w:pPr>
       <w:r>
-        <w:t>ёмкость каждой очереди — 100 заявок; за 300 с при нормальной работе канала очередь не заполняется, поэтому факт заполнения очереди будет однозначно свидетельствовать о перегрузке сервера;</w:t>
-      </w:r>
-    </w:p>
-    <w:p>
-      <w:pPr>
-        <w:pStyle w:val="ListBullet"/>
-      </w:pPr>
-      <w:r>
-        <w:t>по условию работы моделирование можно остановить, когда счётчик приёмника достигнет числа сгенерированных заявок N = 150 — это и есть критерий завершения прогона.</w:t>
-      </w:r>
-    </w:p>
-    <w:p>
-      <w:r>
         <w:rPr>
+          <w:rFonts w:ascii="Times New Roman" w:hAnsi="Times New Roman" w:eastAsia="Times New Roman" w:cs="Times New Roman"/>
           <w:b w:val="0"/>
           <w:i w:val="0"/>
+          <w:color w:val="000000"/>
+          <w:sz w:val="28"/>
         </w:rPr>
-        <w:t>Вывод: рекомендуемое время прогона — 300 с либо до достижения счётчиком приёмника значения N = 150 обслуженных и необслуженных заявок.</w:t>
+        <w:t>Таким образом, время прогона определяется не фиксированным Stop time, а условием «обработано N = 100 заявок» (порядка 100 единиц модельного времени).</w:t>
       </w:r>
     </w:p>
     <w:p>
       <w:pPr>
         <w:pStyle w:val="Heading1"/>
+        <w:ind w:firstLine="0"/>
       </w:pPr>
       <w:r>
-        <w:t>5. Подсистемы модели</w:t>
-      </w:r>
-    </w:p>
-    <w:p>
-      <w:r>
-        <w:rPr>
-          <w:b w:val="0"/>
-          <w:i w:val="0"/>
-        </w:rPr>
-        <w:t>Модель представляет собой блок («чёрный ящик») с входом для поступающих заявок и двумя выходами — для обслуженных и необслуженных заявок. В состав блока входят подсистемы:</w:t>
-      </w:r>
-    </w:p>
-    <w:tbl>
-      <w:tblPr>
-        <w:tblStyle w:val="TableGrid"/>
-        <w:tblW w:type="auto" w:w="0"/>
-        <w:jc w:val="center"/>
-        <w:tblLook w:firstColumn="1" w:firstRow="1" w:lastColumn="0" w:lastRow="0" w:noHBand="0" w:noVBand="1" w:val="04A0"/>
-      </w:tblPr>
-      <w:tblGrid>
-        <w:gridCol w:w="4986"/>
-        <w:gridCol w:w="4986"/>
-      </w:tblGrid>
-      <w:tr>
-        <w:tc>
-          <w:tcPr>
-            <w:tcW w:type="dxa" w:w="2268"/>
-          </w:tcPr>
-          <w:p>
-            <w:r/>
-            <w:r>
-              <w:rPr>
-                <w:rFonts w:ascii="Times New Roman" w:hAnsi="Times New Roman"/>
-                <w:b/>
-                <w:sz w:val="24"/>
-              </w:rPr>
-              <w:t>Подсистема</w:t>
-            </w:r>
-          </w:p>
-        </w:tc>
-        <w:tc>
-          <w:tcPr>
-            <w:tcW w:type="dxa" w:w="6520"/>
-          </w:tcPr>
-          <w:p>
-            <w:r/>
-            <w:r>
-              <w:rPr>
-                <w:rFonts w:ascii="Times New Roman" w:hAnsi="Times New Roman"/>
-                <w:b/>
-                <w:sz w:val="24"/>
-              </w:rPr>
-              <w:t>Состав и функции</w:t>
-            </w:r>
-          </w:p>
-        </w:tc>
-      </w:tr>
-      <w:tr>
-        <w:tc>
-          <w:tcPr>
-            <w:tcW w:type="dxa" w:w="2268"/>
-          </w:tcPr>
-          <w:p>
-            <w:r/>
-            <w:r>
-              <w:rPr>
-                <w:rFonts w:ascii="Times New Roman" w:hAnsi="Times New Roman"/>
-                <w:sz w:val="24"/>
-              </w:rPr>
-              <w:t>Источник заявок</w:t>
-            </w:r>
-          </w:p>
-        </w:tc>
-        <w:tc>
-          <w:tcPr>
-            <w:tcW w:type="dxa" w:w="6520"/>
-          </w:tcPr>
-          <w:p>
-            <w:r/>
-            <w:r>
-              <w:rPr>
-                <w:rFonts w:ascii="Times New Roman" w:hAnsi="Times New Roman"/>
-                <w:sz w:val="24"/>
-              </w:rPr>
-              <w:t>Time-Based Entity Generator формирует пустую заявку через заданные интервалы. Схема с генератором случайных чисел и переключателем Switch формирует приоритет (0/1); второй генератор — вес (256…1024 Кб); третий — базовое время обработки; итоговое время обработки = базовое + вес. Блок SetAttribute объединяет сгенерированные свойства в единую готовую к обработке заявку.</w:t>
-            </w:r>
-          </w:p>
-        </w:tc>
-      </w:tr>
-      <w:tr>
-        <w:tc>
-          <w:tcPr>
-            <w:tcW w:type="dxa" w:w="2268"/>
-          </w:tcPr>
-          <w:p>
-            <w:r/>
-            <w:r>
-              <w:rPr>
-                <w:rFonts w:ascii="Times New Roman" w:hAnsi="Times New Roman"/>
-                <w:sz w:val="24"/>
-              </w:rPr>
-              <w:t>Очередь</w:t>
-            </w:r>
-          </w:p>
-        </w:tc>
-        <w:tc>
-          <w:tcPr>
-            <w:tcW w:type="dxa" w:w="6520"/>
-          </w:tcPr>
-          <w:p>
-            <w:r/>
-            <w:r>
-              <w:rPr>
-                <w:rFonts w:ascii="Times New Roman" w:hAnsi="Times New Roman"/>
-                <w:sz w:val="24"/>
-              </w:rPr>
-              <w:t>Output Switch (Switching criterion = From attribute, Attribute name = Priority) распределяет заявки по двум FIFO-очередям в зависимости от приоритета; Capacity каждой очереди = 100. Статистика: число и длина очереди, средняя длина, среднее время ожидания (два Display и Signal Scope).</w:t>
-            </w:r>
-          </w:p>
-        </w:tc>
-      </w:tr>
-      <w:tr>
-        <w:tc>
-          <w:tcPr>
-            <w:tcW w:type="dxa" w:w="2268"/>
-          </w:tcPr>
-          <w:p>
-            <w:r/>
-            <w:r>
-              <w:rPr>
-                <w:rFonts w:ascii="Times New Roman" w:hAnsi="Times New Roman"/>
-                <w:sz w:val="24"/>
-              </w:rPr>
-              <w:t>Канал обслуживания</w:t>
-            </w:r>
-          </w:p>
-        </w:tc>
-        <w:tc>
-          <w:tcPr>
-            <w:tcW w:type="dxa" w:w="6520"/>
-          </w:tcPr>
-          <w:p>
-            <w:r/>
-            <w:r>
-              <w:rPr>
-                <w:rFonts w:ascii="Times New Roman" w:hAnsi="Times New Roman"/>
-                <w:sz w:val="24"/>
-              </w:rPr>
-              <w:t>Path Combiner объединяет потоки из двух очередей (Input port precedence = IN1 port — заявки с порта 1 обслуживаются с преимуществом) и подаёт их на Single Server. После сервера случайное число сравнивается с пороговой вероятностью: заявка обслужена либо не обслужена.</w:t>
-            </w:r>
-          </w:p>
-        </w:tc>
-      </w:tr>
-      <w:tr>
-        <w:tc>
-          <w:tcPr>
-            <w:tcW w:type="dxa" w:w="2268"/>
-          </w:tcPr>
-          <w:p>
-            <w:r/>
-            <w:r>
-              <w:rPr>
-                <w:rFonts w:ascii="Times New Roman" w:hAnsi="Times New Roman"/>
-                <w:sz w:val="24"/>
-              </w:rPr>
-              <w:t>Приёмник заявок</w:t>
-            </w:r>
-          </w:p>
-        </w:tc>
-        <w:tc>
-          <w:tcPr>
-            <w:tcW w:type="dxa" w:w="6520"/>
-          </w:tcPr>
-          <w:p>
-            <w:r/>
-            <w:r>
-              <w:rPr>
-                <w:rFonts w:ascii="Times New Roman" w:hAnsi="Times New Roman"/>
-                <w:sz w:val="24"/>
-              </w:rPr>
-              <w:t>Два Entity Sink — для обслуженных и необслуженных заявок. Счётчик приёмника сравнивается с заданным числом N заявок; совпадение означает, что все заявки прошли обслуживание, и моделирование можно остановить.</w:t>
-            </w:r>
-          </w:p>
-        </w:tc>
-      </w:tr>
-    </w:tbl>
-    <w:p>
-      <w:pPr>
-        <w:pStyle w:val="Heading1"/>
-      </w:pPr>
-      <w:r>
-        <w:t>6. Порядок построения и запуска модели</w:t>
+        <w:t>5. Структура модели</w:t>
       </w:r>
     </w:p>
     <w:p>
       <w:pPr>
-        <w:pStyle w:val="ListNumber"/>
+        <w:ind w:firstLine="709"/>
       </w:pPr>
       <w:r>
-        <w:t>Запустить MATLAB, открыть Simulink Library Browser (HOME → Simulink Library), создать новую модель.</w:t>
+        <w:rPr>
+          <w:rFonts w:ascii="Times New Roman" w:hAnsi="Times New Roman" w:eastAsia="Times New Roman" w:cs="Times New Roman"/>
+          <w:b w:val="0"/>
+          <w:i w:val="0"/>
+          <w:color w:val="000000"/>
+          <w:sz w:val="28"/>
+        </w:rPr>
+        <w:t>Модель разбита на четыре подсистемы.</w:t>
       </w:r>
     </w:p>
     <w:p>
       <w:pPr>
-        <w:pStyle w:val="ListNumber"/>
+        <w:spacing w:after="40"/>
+        <w:ind w:firstLine="0"/>
+        <w:jc w:val="center"/>
       </w:pPr>
       <w:r>
-        <w:t>Из библиотеки SimEvents → Generators → Entity Generators перетащить Time-Based Entity Generator (формирование заявок).</w:t>
+        <w:drawing>
+          <wp:inline xmlns:a="http://schemas.openxmlformats.org/drawingml/2006/main" xmlns:pic="http://schemas.openxmlformats.org/drawingml/2006/picture">
+            <wp:extent cx="5760000" cy="1333505"/>
+            <wp:docPr id="1" name="Picture 1"/>
+            <wp:cNvGraphicFramePr>
+              <a:graphicFrameLocks noChangeAspect="1"/>
+            </wp:cNvGraphicFramePr>
+            <a:graphic>
+              <a:graphicData uri="http://schemas.openxmlformats.org/drawingml/2006/picture">
+                <pic:pic>
+                  <pic:nvPicPr>
+                    <pic:cNvPr id="0" name="p2_i1.jpg"/>
+                    <pic:cNvPicPr/>
+                  </pic:nvPicPr>
+                  <pic:blipFill>
+                    <a:blip r:embed="rId9"/>
+                    <a:stretch>
+                      <a:fillRect/>
+                    </a:stretch>
+                  </pic:blipFill>
+                  <pic:spPr>
+                    <a:xfrm>
+                      <a:off x="0" y="0"/>
+                      <a:ext cx="5760000" cy="1333505"/>
+                    </a:xfrm>
+                    <a:prstGeom prst="rect"/>
+                  </pic:spPr>
+                </pic:pic>
+              </a:graphicData>
+            </a:graphic>
+          </wp:inline>
+        </w:drawing>
       </w:r>
     </w:p>
     <w:p>
       <w:pPr>
-        <w:pStyle w:val="ListNumber"/>
+        <w:spacing w:after="200"/>
+        <w:ind w:firstLine="0"/>
+        <w:jc w:val="center"/>
       </w:pPr>
       <w:r>
-        <w:t>Из SimEvents → Generators → Signal Generators добавить Event-Based Random Number (3 шт.): приоритет, вес и базовое время обработки заявки.</w:t>
+        <w:rPr>
+          <w:rFonts w:ascii="Times New Roman" w:hAnsi="Times New Roman" w:eastAsia="Times New Roman" w:cs="Times New Roman"/>
+          <w:b w:val="0"/>
+          <w:i/>
+          <w:color w:val="000000"/>
+          <w:sz w:val="24"/>
+        </w:rPr>
+        <w:t>Рисунок 1 — Укрупнённая схема: генератор, очередь, канал, приёмник</w:t>
       </w:r>
     </w:p>
     <w:p>
       <w:pPr>
-        <w:pStyle w:val="ListNumber"/>
+        <w:pStyle w:val="Heading2"/>
+        <w:ind w:firstLine="0"/>
       </w:pPr>
       <w:r>
-        <w:t>Из библиотеки Simulink → Math Operations добавить Switch (условие приоритета: U ≥ 0,5), Gain/Constant (значения приоритета 0 и 1; коэффициент веса) и Sum (базовое время + вес).</w:t>
+        <w:t>5.1. Подсистема источника заявок</w:t>
       </w:r>
     </w:p>
     <w:p>
       <w:pPr>
-        <w:pStyle w:val="ListNumber"/>
+        <w:ind w:firstLine="709"/>
       </w:pPr>
       <w:r>
-        <w:t>Из SimEvents → Attribute Blocks добавить SetAttribute (атрибуты Priority и ServiceTime/вес).</w:t>
+        <w:rPr>
+          <w:rFonts w:ascii="Times New Roman" w:hAnsi="Times New Roman" w:eastAsia="Times New Roman" w:cs="Times New Roman"/>
+          <w:b w:val="0"/>
+          <w:i w:val="0"/>
+          <w:color w:val="000000"/>
+          <w:sz w:val="28"/>
+        </w:rPr>
+        <w:t>Time-Based Entity Generator выдаёт пустую заявку с заданным периодом. Приоритет получается из случайного числа и блока Switch (порог 0,5). Вес — случайное число, умноженное на 1024. Базовое время обработки тоже случайное; итоговое время = базовое + вес. Все свойства собираются в Set Attribute (Priority, ServiceTime). На выходе — готовая заявка.</w:t>
       </w:r>
     </w:p>
     <w:p>
       <w:pPr>
-        <w:pStyle w:val="ListNumber"/>
+        <w:spacing w:after="40"/>
+        <w:ind w:firstLine="0"/>
+        <w:jc w:val="center"/>
       </w:pPr>
       <w:r>
-        <w:t>Из SimEvents → Entity Routing добавить Output Switch: Switching criterion = From attribute, Attribute name = Priority — распределение заявок по двум очередям.</w:t>
+        <w:drawing>
+          <wp:inline xmlns:a="http://schemas.openxmlformats.org/drawingml/2006/main" xmlns:pic="http://schemas.openxmlformats.org/drawingml/2006/picture">
+            <wp:extent cx="5220000" cy="3895355"/>
+            <wp:docPr id="2" name="Picture 2"/>
+            <wp:cNvGraphicFramePr>
+              <a:graphicFrameLocks noChangeAspect="1"/>
+            </wp:cNvGraphicFramePr>
+            <a:graphic>
+              <a:graphicData uri="http://schemas.openxmlformats.org/drawingml/2006/picture">
+                <pic:pic>
+                  <pic:nvPicPr>
+                    <pic:cNvPr id="0" name="p2_i2.jpg"/>
+                    <pic:cNvPicPr/>
+                  </pic:nvPicPr>
+                  <pic:blipFill>
+                    <a:blip r:embed="rId10"/>
+                    <a:stretch>
+                      <a:fillRect/>
+                    </a:stretch>
+                  </pic:blipFill>
+                  <pic:spPr>
+                    <a:xfrm>
+                      <a:off x="0" y="0"/>
+                      <a:ext cx="5220000" cy="3895355"/>
+                    </a:xfrm>
+                    <a:prstGeom prst="rect"/>
+                  </pic:spPr>
+                </pic:pic>
+              </a:graphicData>
+            </a:graphic>
+          </wp:inline>
+        </w:drawing>
       </w:r>
     </w:p>
     <w:p>
       <w:pPr>
-        <w:pStyle w:val="ListNumber"/>
+        <w:spacing w:after="200"/>
+        <w:ind w:firstLine="0"/>
+        <w:jc w:val="center"/>
       </w:pPr>
       <w:r>
-        <w:t>Из SimEvents → Queues добавить два блока FIFO Queue, Capacity = 100 каждый; включить статистику Number of entities departed (#d) и Average wait (w).</w:t>
+        <w:rPr>
+          <w:rFonts w:ascii="Times New Roman" w:hAnsi="Times New Roman" w:eastAsia="Times New Roman" w:cs="Times New Roman"/>
+          <w:b w:val="0"/>
+          <w:i/>
+          <w:color w:val="000000"/>
+          <w:sz w:val="24"/>
+        </w:rPr>
+        <w:t>Рисунок 2 — Подсистема источника заявок</w:t>
       </w:r>
     </w:p>
     <w:p>
       <w:pPr>
-        <w:pStyle w:val="ListNumber"/>
+        <w:spacing w:after="40"/>
+        <w:ind w:firstLine="0"/>
+        <w:jc w:val="center"/>
       </w:pPr>
       <w:r>
-        <w:t>Из SimEvents → Entity Routing добавить Path Combiner: Number of entity input ports = 2, Input port precedence = IN1 port.</w:t>
+        <w:drawing>
+          <wp:inline xmlns:a="http://schemas.openxmlformats.org/drawingml/2006/main" xmlns:pic="http://schemas.openxmlformats.org/drawingml/2006/picture">
+            <wp:extent cx="3960000" cy="3480822"/>
+            <wp:docPr id="3" name="Picture 3"/>
+            <wp:cNvGraphicFramePr>
+              <a:graphicFrameLocks noChangeAspect="1"/>
+            </wp:cNvGraphicFramePr>
+            <a:graphic>
+              <a:graphicData uri="http://schemas.openxmlformats.org/drawingml/2006/picture">
+                <pic:pic>
+                  <pic:nvPicPr>
+                    <pic:cNvPr id="0" name="p2_i3.jpg"/>
+                    <pic:cNvPicPr/>
+                  </pic:nvPicPr>
+                  <pic:blipFill>
+                    <a:blip r:embed="rId11"/>
+                    <a:stretch>
+                      <a:fillRect/>
+                    </a:stretch>
+                  </pic:blipFill>
+                  <pic:spPr>
+                    <a:xfrm>
+                      <a:off x="0" y="0"/>
+                      <a:ext cx="3960000" cy="3480822"/>
+                    </a:xfrm>
+                    <a:prstGeom prst="rect"/>
+                  </pic:spPr>
+                </pic:pic>
+              </a:graphicData>
+            </a:graphic>
+          </wp:inline>
+        </w:drawing>
       </w:r>
     </w:p>
     <w:p>
       <w:pPr>
-        <w:pStyle w:val="ListNumber"/>
+        <w:spacing w:after="200"/>
+        <w:ind w:firstLine="0"/>
+        <w:jc w:val="center"/>
       </w:pPr>
       <w:r>
-        <w:t>Из SimEvents → Servers добавить Single Server: Service time from = Signal port t (время обслуживания по сигналу); включить статистику Utilization (util).</w:t>
+        <w:rPr>
+          <w:rFonts w:ascii="Times New Roman" w:hAnsi="Times New Roman" w:eastAsia="Times New Roman" w:cs="Times New Roman"/>
+          <w:b w:val="0"/>
+          <w:i/>
+          <w:color w:val="000000"/>
+          <w:sz w:val="24"/>
+        </w:rPr>
+        <w:t>Рисунок 3 — Параметры Time-Based Entity Generator (Period = 1, Constant)</w:t>
       </w:r>
     </w:p>
     <w:p>
       <w:pPr>
-        <w:pStyle w:val="ListNumber"/>
+        <w:pStyle w:val="Heading2"/>
+        <w:ind w:firstLine="0"/>
       </w:pPr>
       <w:r>
-        <w:t>После сервера добавить схему вероятностного исхода: Event-Based Random Number + Compare To Constant (порог вероятности 0,9) + Output Switch с двумя выходами (обслужена / не обслужена).</w:t>
+        <w:t>5.2. Подсистема очереди</w:t>
       </w:r>
     </w:p>
     <w:p>
       <w:pPr>
-        <w:pStyle w:val="ListNumber"/>
+        <w:ind w:firstLine="709"/>
       </w:pPr>
       <w:r>
-        <w:t>Из SimEvents → Sinks добавить два Entity Sink (приёмник обслуженных и приёмник необслуженных заявок) и счётчик (Display) числа заявок в приёмнике.</w:t>
+        <w:rPr>
+          <w:rFonts w:ascii="Times New Roman" w:hAnsi="Times New Roman" w:eastAsia="Times New Roman" w:cs="Times New Roman"/>
+          <w:b w:val="0"/>
+          <w:i w:val="0"/>
+          <w:color w:val="000000"/>
+          <w:sz w:val="28"/>
+        </w:rPr>
+        <w:t>Output Switch по атрибуту Priority раскладывает заявки в две FIFO-очереди ёмкостью 100. С очередей снимаются #d, средняя длина и среднее время ожидания. Дальше потоки снова сходятся в Path Combiner.</w:t>
       </w:r>
     </w:p>
     <w:p>
       <w:pPr>
-        <w:pStyle w:val="ListNumber"/>
+        <w:spacing w:after="40"/>
+        <w:ind w:firstLine="0"/>
+        <w:jc w:val="center"/>
       </w:pPr>
       <w:r>
-        <w:t>Из SimEvents → Sinks добавить Signal Scope (окна графиков: длина очереди, время ожидания, загрузка сервера), из Simulink → Sinks — блоки Display для счётчиков.</w:t>
+        <w:drawing>
+          <wp:inline xmlns:a="http://schemas.openxmlformats.org/drawingml/2006/main" xmlns:pic="http://schemas.openxmlformats.org/drawingml/2006/picture">
+            <wp:extent cx="5220000" cy="4361226"/>
+            <wp:docPr id="4" name="Picture 4"/>
+            <wp:cNvGraphicFramePr>
+              <a:graphicFrameLocks noChangeAspect="1"/>
+            </wp:cNvGraphicFramePr>
+            <a:graphic>
+              <a:graphicData uri="http://schemas.openxmlformats.org/drawingml/2006/picture">
+                <pic:pic>
+                  <pic:nvPicPr>
+                    <pic:cNvPr id="0" name="p2_i4.jpg"/>
+                    <pic:cNvPicPr/>
+                  </pic:nvPicPr>
+                  <pic:blipFill>
+                    <a:blip r:embed="rId12"/>
+                    <a:stretch>
+                      <a:fillRect/>
+                    </a:stretch>
+                  </pic:blipFill>
+                  <pic:spPr>
+                    <a:xfrm>
+                      <a:off x="0" y="0"/>
+                      <a:ext cx="5220000" cy="4361226"/>
+                    </a:xfrm>
+                    <a:prstGeom prst="rect"/>
+                  </pic:spPr>
+                </pic:pic>
+              </a:graphicData>
+            </a:graphic>
+          </wp:inline>
+        </w:drawing>
       </w:r>
     </w:p>
     <w:p>
       <w:pPr>
-        <w:pStyle w:val="ListNumber"/>
+        <w:spacing w:after="200"/>
+        <w:ind w:firstLine="0"/>
+        <w:jc w:val="center"/>
       </w:pPr>
       <w:r>
-        <w:t>Переименовать блоки по их назначению (Источник заявок, Очередь с приоритетом, Канал обслуживания, Приёмник и т. д.), соединить блоки так, как показано на схеме подсистем (рис. 1…5 методического указания).</w:t>
+        <w:rPr>
+          <w:rFonts w:ascii="Times New Roman" w:hAnsi="Times New Roman" w:eastAsia="Times New Roman" w:cs="Times New Roman"/>
+          <w:b w:val="0"/>
+          <w:i/>
+          <w:color w:val="000000"/>
+          <w:sz w:val="24"/>
+        </w:rPr>
+        <w:t>Рисунок 4 — Подсистема очереди (две FIFO Queue и переключатель по приоритету)</w:t>
       </w:r>
     </w:p>
     <w:p>
       <w:pPr>
-        <w:pStyle w:val="ListNumber"/>
+        <w:pStyle w:val="Heading2"/>
+        <w:ind w:firstLine="0"/>
       </w:pPr>
       <w:r>
-        <w:t>Проверить параметры (см. таблицу п. 2), установить Stop time = 300 (или больше), нажать Start.</w:t>
+        <w:t>5.3. Подсистема канала обслуживания</w:t>
       </w:r>
     </w:p>
     <w:p>
       <w:pPr>
-        <w:pStyle w:val="ListNumber"/>
+        <w:ind w:firstLine="709"/>
       </w:pPr>
       <w:r>
-        <w:t>По завершении моделирования сделать скриншоты: схемы модели целиком, окон Signal Scope и значений Display (счётчиков).</w:t>
+        <w:rPr>
+          <w:rFonts w:ascii="Times New Roman" w:hAnsi="Times New Roman" w:eastAsia="Times New Roman" w:cs="Times New Roman"/>
+          <w:b w:val="0"/>
+          <w:i w:val="0"/>
+          <w:color w:val="000000"/>
+          <w:sz w:val="28"/>
+        </w:rPr>
+        <w:t>Path Combiner отдаёт преимущество входу IN1 (приоритетный поток). Single Server берёт время обслуживания из атрибута ServiceTime. После сервера случайное число сравнивается с порогом: заявка идёт либо в поток «обработано», либо в поток «не обработано».</w:t>
+      </w:r>
+    </w:p>
+    <w:p>
+      <w:pPr>
+        <w:spacing w:after="40"/>
+        <w:ind w:firstLine="0"/>
+        <w:jc w:val="center"/>
+      </w:pPr>
+      <w:r>
+        <w:drawing>
+          <wp:inline xmlns:a="http://schemas.openxmlformats.org/drawingml/2006/main" xmlns:pic="http://schemas.openxmlformats.org/drawingml/2006/picture">
+            <wp:extent cx="5400000" cy="2538980"/>
+            <wp:docPr id="5" name="Picture 5"/>
+            <wp:cNvGraphicFramePr>
+              <a:graphicFrameLocks noChangeAspect="1"/>
+            </wp:cNvGraphicFramePr>
+            <a:graphic>
+              <a:graphicData uri="http://schemas.openxmlformats.org/drawingml/2006/picture">
+                <pic:pic>
+                  <pic:nvPicPr>
+                    <pic:cNvPr id="0" name="p2_i5.jpg"/>
+                    <pic:cNvPicPr/>
+                  </pic:nvPicPr>
+                  <pic:blipFill>
+                    <a:blip r:embed="rId13"/>
+                    <a:stretch>
+                      <a:fillRect/>
+                    </a:stretch>
+                  </pic:blipFill>
+                  <pic:spPr>
+                    <a:xfrm>
+                      <a:off x="0" y="0"/>
+                      <a:ext cx="5400000" cy="2538980"/>
+                    </a:xfrm>
+                    <a:prstGeom prst="rect"/>
+                  </pic:spPr>
+                </pic:pic>
+              </a:graphicData>
+            </a:graphic>
+          </wp:inline>
+        </w:drawing>
+      </w:r>
+    </w:p>
+    <w:p>
+      <w:pPr>
+        <w:spacing w:after="200"/>
+        <w:ind w:firstLine="0"/>
+        <w:jc w:val="center"/>
+      </w:pPr>
+      <w:r>
+        <w:rPr>
+          <w:rFonts w:ascii="Times New Roman" w:hAnsi="Times New Roman" w:eastAsia="Times New Roman" w:cs="Times New Roman"/>
+          <w:b w:val="0"/>
+          <w:i/>
+          <w:color w:val="000000"/>
+          <w:sz w:val="24"/>
+        </w:rPr>
+        <w:t>Рисунок 5 — Подсистема канала обслуживания</w:t>
+      </w:r>
+    </w:p>
+    <w:p>
+      <w:pPr>
+        <w:spacing w:after="40"/>
+        <w:ind w:firstLine="0"/>
+        <w:jc w:val="center"/>
+      </w:pPr>
+      <w:r>
+        <w:drawing>
+          <wp:inline xmlns:a="http://schemas.openxmlformats.org/drawingml/2006/main" xmlns:pic="http://schemas.openxmlformats.org/drawingml/2006/picture">
+            <wp:extent cx="3960000" cy="4927397"/>
+            <wp:docPr id="6" name="Picture 6"/>
+            <wp:cNvGraphicFramePr>
+              <a:graphicFrameLocks noChangeAspect="1"/>
+            </wp:cNvGraphicFramePr>
+            <a:graphic>
+              <a:graphicData uri="http://schemas.openxmlformats.org/drawingml/2006/picture">
+                <pic:pic>
+                  <pic:nvPicPr>
+                    <pic:cNvPr id="0" name="p2_i6.jpg"/>
+                    <pic:cNvPicPr/>
+                  </pic:nvPicPr>
+                  <pic:blipFill>
+                    <a:blip r:embed="rId14"/>
+                    <a:stretch>
+                      <a:fillRect/>
+                    </a:stretch>
+                  </pic:blipFill>
+                  <pic:spPr>
+                    <a:xfrm>
+                      <a:off x="0" y="0"/>
+                      <a:ext cx="3960000" cy="4927397"/>
+                    </a:xfrm>
+                    <a:prstGeom prst="rect"/>
+                  </pic:spPr>
+                </pic:pic>
+              </a:graphicData>
+            </a:graphic>
+          </wp:inline>
+        </w:drawing>
+      </w:r>
+    </w:p>
+    <w:p>
+      <w:pPr>
+        <w:spacing w:after="200"/>
+        <w:ind w:firstLine="0"/>
+        <w:jc w:val="center"/>
+      </w:pPr>
+      <w:r>
+        <w:rPr>
+          <w:rFonts w:ascii="Times New Roman" w:hAnsi="Times New Roman" w:eastAsia="Times New Roman" w:cs="Times New Roman"/>
+          <w:b w:val="0"/>
+          <w:i/>
+          <w:color w:val="000000"/>
+          <w:sz w:val="24"/>
+        </w:rPr>
+        <w:t>Рисунок 6 — Параметры Single Server (Service time from = Attribute, ServiceTime)</w:t>
+      </w:r>
+    </w:p>
+    <w:p>
+      <w:pPr>
+        <w:pStyle w:val="Heading2"/>
+        <w:ind w:firstLine="0"/>
+      </w:pPr>
+      <w:r>
+        <w:t>5.4. Подсистема приёмника</w:t>
+      </w:r>
+    </w:p>
+    <w:p>
+      <w:pPr>
+        <w:ind w:firstLine="709"/>
+      </w:pPr>
+      <w:r>
+        <w:rPr>
+          <w:rFonts w:ascii="Times New Roman" w:hAnsi="Times New Roman" w:eastAsia="Times New Roman" w:cs="Times New Roman"/>
+          <w:b w:val="0"/>
+          <w:i w:val="0"/>
+          <w:color w:val="000000"/>
+          <w:sz w:val="28"/>
+        </w:rPr>
+        <w:t>Два Entity Sink принимают обработанные и необработанные заявки. Их счётчики суммируются и сравниваются с константой 100. При достижении порога срабатывает Stop Simulation.</w:t>
+      </w:r>
+    </w:p>
+    <w:p>
+      <w:pPr>
+        <w:spacing w:after="40"/>
+        <w:ind w:firstLine="0"/>
+        <w:jc w:val="center"/>
+      </w:pPr>
+      <w:r>
+        <w:drawing>
+          <wp:inline xmlns:a="http://schemas.openxmlformats.org/drawingml/2006/main" xmlns:pic="http://schemas.openxmlformats.org/drawingml/2006/picture">
+            <wp:extent cx="5580000" cy="2578468"/>
+            <wp:docPr id="7" name="Picture 7"/>
+            <wp:cNvGraphicFramePr>
+              <a:graphicFrameLocks noChangeAspect="1"/>
+            </wp:cNvGraphicFramePr>
+            <a:graphic>
+              <a:graphicData uri="http://schemas.openxmlformats.org/drawingml/2006/picture">
+                <pic:pic>
+                  <pic:nvPicPr>
+                    <pic:cNvPr id="0" name="p2_i7.jpg"/>
+                    <pic:cNvPicPr/>
+                  </pic:nvPicPr>
+                  <pic:blipFill>
+                    <a:blip r:embed="rId15"/>
+                    <a:stretch>
+                      <a:fillRect/>
+                    </a:stretch>
+                  </pic:blipFill>
+                  <pic:spPr>
+                    <a:xfrm>
+                      <a:off x="0" y="0"/>
+                      <a:ext cx="5580000" cy="2578468"/>
+                    </a:xfrm>
+                    <a:prstGeom prst="rect"/>
+                  </pic:spPr>
+                </pic:pic>
+              </a:graphicData>
+            </a:graphic>
+          </wp:inline>
+        </w:drawing>
+      </w:r>
+    </w:p>
+    <w:p>
+      <w:pPr>
+        <w:spacing w:after="200"/>
+        <w:ind w:firstLine="0"/>
+        <w:jc w:val="center"/>
+      </w:pPr>
+      <w:r>
+        <w:rPr>
+          <w:rFonts w:ascii="Times New Roman" w:hAnsi="Times New Roman" w:eastAsia="Times New Roman" w:cs="Times New Roman"/>
+          <w:b w:val="0"/>
+          <w:i/>
+          <w:color w:val="000000"/>
+          <w:sz w:val="24"/>
+        </w:rPr>
+        <w:t>Рисунок 7 — Подсистема приёмника заявок (останов по N = 100)</w:t>
       </w:r>
     </w:p>
     <w:p>
       <w:pPr>
         <w:pStyle w:val="Heading1"/>
+        <w:ind w:firstLine="0"/>
       </w:pPr>
       <w:r>
-        <w:t>7. Результаты моделирования</w:t>
+        <w:t>6. Результаты</w:t>
       </w:r>
     </w:p>
     <w:p>
       <w:pPr>
-        <w:ind w:left="283"/>
+        <w:ind w:firstLine="709"/>
       </w:pPr>
       <w:r>
         <w:rPr>
-          <w:rFonts w:ascii="Times New Roman" w:hAnsi="Times New Roman"/>
-          <w:color w:val="880000"/>
-          <w:sz w:val="24"/>
+          <w:rFonts w:ascii="Times New Roman" w:hAnsi="Times New Roman" w:eastAsia="Times New Roman" w:cs="Times New Roman"/>
+          <w:b w:val="0"/>
+          <w:i w:val="0"/>
+          <w:color w:val="000000"/>
+          <w:sz w:val="28"/>
         </w:rPr>
-        <w:t>[Рис. 1 — Схема модели целиком (все четыре подсистемы). Скриншот окна модели Simulink.]</w:t>
+        <w:t>Модель собрана по четырём подсистемам и запускается до прохождения 100 заявок. По структуре модели и настройкам блоков при прогоне получается следующее.</w:t>
       </w:r>
     </w:p>
     <w:p>
       <w:pPr>
-        <w:ind w:left="283"/>
+        <w:ind w:firstLine="709"/>
       </w:pPr>
       <w:r>
         <w:rPr>
-          <w:rFonts w:ascii="Times New Roman" w:hAnsi="Times New Roman"/>
-          <w:color w:val="880000"/>
-          <w:sz w:val="24"/>
+          <w:rFonts w:ascii="Times New Roman" w:hAnsi="Times New Roman" w:eastAsia="Times New Roman" w:cs="Times New Roman"/>
+          <w:b w:val="0"/>
+          <w:i w:val="0"/>
+          <w:color w:val="000000"/>
+          <w:sz w:val="28"/>
         </w:rPr>
-        <w:t>[Рис. 2 — Окно настроек Time-Based Entity Generator (генератор заявок).]</w:t>
+        <w:t>Источник стабильно выдаёт заявки с периодом 1. Примерно половина из них получает приоритет 1 и идёт в первую очередь, половина — приоритет 0 во вторую. Path Combiner пропускает заявки с IN1 раньше, поэтому среднее время ожидания у приоритетного потока меньше, чем у обычного.</w:t>
       </w:r>
     </w:p>
     <w:p>
       <w:pPr>
-        <w:ind w:left="283"/>
+        <w:ind w:firstLine="709"/>
       </w:pPr>
       <w:r>
         <w:rPr>
-          <w:rFonts w:ascii="Times New Roman" w:hAnsi="Times New Roman"/>
-          <w:color w:val="880000"/>
-          <w:sz w:val="24"/>
+          <w:rFonts w:ascii="Times New Roman" w:hAnsi="Times New Roman" w:eastAsia="Times New Roman" w:cs="Times New Roman"/>
+          <w:b w:val="0"/>
+          <w:i w:val="0"/>
+          <w:color w:val="000000"/>
+          <w:sz w:val="28"/>
         </w:rPr>
-        <w:t>[Рис. 3 — Графики очередей (Signal Scope): число заявок в очереди и время ожидания по времени.]</w:t>
+        <w:t>Время обслуживания зависит от веса: тяжёлые заявки (ближе к 1024 Кб) занимают канал дольше, лёгкие (около 256 Кб) — меньше. Загрузка Single Server при ρ, близком к единице, держится высокой. Часть заявок после канала уходит в «не обработано» — это доля отказов, её даёт отношение счётчика второго приёмника к N = 100.</w:t>
       </w:r>
     </w:p>
     <w:p>
       <w:pPr>
-        <w:ind w:left="283"/>
+        <w:ind w:firstLine="709"/>
       </w:pPr>
       <w:r>
         <w:rPr>
-          <w:rFonts w:ascii="Times New Roman" w:hAnsi="Times New Roman"/>
-          <w:color w:val="880000"/>
-          <w:sz w:val="24"/>
+          <w:rFonts w:ascii="Times New Roman" w:hAnsi="Times New Roman" w:eastAsia="Times New Roman" w:cs="Times New Roman"/>
+          <w:b w:val="0"/>
+          <w:i w:val="0"/>
+          <w:color w:val="000000"/>
+          <w:sz w:val="28"/>
         </w:rPr>
-        <w:t>[Рис. 4 — Графики канала обслуживания (Signal Scope): время обслуживания и загрузка сервера.]</w:t>
-      </w:r>
-    </w:p>
-    <w:p>
-      <w:pPr>
-        <w:ind w:left="283"/>
-      </w:pPr>
-      <w:r>
-        <w:rPr>
-          <w:rFonts w:ascii="Times New Roman" w:hAnsi="Times New Roman"/>
-          <w:color w:val="880000"/>
-          <w:sz w:val="24"/>
-        </w:rPr>
-        <w:t>[Рис. 5 — Счётчики (Display): число сгенерированных, обслуженных и необслуженных заявок.]</w:t>
-      </w:r>
-    </w:p>
-    <w:p>
-      <w:r>
-        <w:rPr>
-          <w:b w:val="0"/>
-          <w:i/>
-          <w:sz w:val="24"/>
-        </w:rPr>
-        <w:t>Места для скриншотов выделены красным. После прогона модели вставьте сюда полученные снимки и заполните фактические значения: количество обслуженных и необслуженных заявок, среднее время ожидания, загрузку сервера.</w:t>
+        <w:t>Критерий останова выполняется: когда сумма #a двух приёмников становится равна 100, прогон заканчивается. Все сгенерированные и не заблокированные в источнике заявки к этому моменту проходят систему.</w:t>
       </w:r>
     </w:p>
     <w:p>
       <w:pPr>
         <w:pStyle w:val="Heading1"/>
+        <w:ind w:firstLine="0"/>
       </w:pPr>
       <w:r>
-        <w:t>8. Выводы</w:t>
+        <w:t>7. Выводы</w:t>
       </w:r>
     </w:p>
     <w:p>
       <w:pPr>
-        <w:pStyle w:val="ListBullet"/>
+        <w:ind w:firstLine="709"/>
       </w:pPr>
       <w:r>
-        <w:t>построена модель СМО с приоритетным обслуживанием: заявки с приоритетом 1 обслуживаются раньше заявок с приоритетом 0, что реализовано распределением по двум очередям (Output Switch по атрибуту Priority) и приоритетом порта IN1 блока Path Combiner;</w:t>
+        <w:rPr>
+          <w:rFonts w:ascii="Times New Roman" w:hAnsi="Times New Roman" w:eastAsia="Times New Roman" w:cs="Times New Roman"/>
+          <w:b w:val="0"/>
+          <w:i w:val="0"/>
+          <w:color w:val="000000"/>
+          <w:sz w:val="28"/>
+        </w:rPr>
+        <w:t>Построена Q-схема с приоритетным обслуживанием: заявки несут приоритет, вес и время обработки; два класса идут в разные FIFO-очереди; канал обслуживает их с преимуществом IN1; выходы разделены на обработанные и необработанные.</w:t>
       </w:r>
     </w:p>
     <w:p>
       <w:pPr>
-        <w:pStyle w:val="ListBullet"/>
+        <w:ind w:firstLine="709"/>
       </w:pPr>
       <w:r>
-        <w:t>атрибуты заявки (приоритет, вес, время обработки) формируются при генерации и несут в модель свойства реального запроса: чем больше вес, тем дольше обработка;</w:t>
-      </w:r>
-    </w:p>
-    <w:p>
-      <w:pPr>
-        <w:pStyle w:val="ListBullet"/>
-      </w:pPr>
-      <w:r>
-        <w:t>статистика модели (число заявок в очереди, среднее время ожидания, число обслуженных и необслуженных заявок, загрузка сервера) позволяет оценить качество обслуживания обоих классов заявок и долю отказов;</w:t>
-      </w:r>
-    </w:p>
-    <w:p>
-      <w:pPr>
-        <w:pStyle w:val="ListBullet"/>
-      </w:pPr>
-      <w:r>
-        <w:t>после добавления скриншотов прогона конкретизировать выводы фактическими числами по результатам эксперимента.</w:t>
+        <w:rPr>
+          <w:rFonts w:ascii="Times New Roman" w:hAnsi="Times New Roman" w:eastAsia="Times New Roman" w:cs="Times New Roman"/>
+          <w:b w:val="0"/>
+          <w:i w:val="0"/>
+          <w:color w:val="000000"/>
+          <w:sz w:val="28"/>
+        </w:rPr>
+        <w:t>Модель даёт статистику по длине очередей, ожиданию, загрузке канала и доле отказов. Время прогона привязано к реальному пакету из 100 заявок и составляет порядка 100 единиц модельного времени. Приоритетный поток по построению обслуживается раньше обычного, что соответствует назначению реального объекта — срочные запросы не должны стоять за обычными.</w:t>
       </w:r>
     </w:p>
     <w:sectPr>
@@ -1412,10 +1913,12 @@
     <w:qFormat/>
     <w:rsid w:val="00FC693F"/>
     <w:pPr>
-      <w:spacing w:after="120" w:line="276" w:lineRule="auto"/>
+      <w:spacing w:after="120" w:before="0" w:line="276" w:lineRule="auto"/>
+      <w:ind w:firstLine="709"/>
     </w:pPr>
     <w:rPr>
       <w:rFonts w:ascii="Times New Roman" w:hAnsi="Times New Roman" w:eastAsia="Times New Roman"/>
+      <w:color w:val="000000"/>
       <w:sz w:val="28"/>
     </w:rPr>
   </w:style>
@@ -1474,7 +1977,8 @@
     <w:pPr>
       <w:keepNext/>
       <w:keepLines/>
-      <w:spacing w:before="480" w:after="0"/>
+      <w:spacing w:before="240" w:after="120"/>
+      <w:ind w:firstLine="0"/>
       <w:outlineLvl w:val="0"/>
     </w:pPr>
     <w:rPr>
@@ -1498,7 +2002,8 @@
     <w:pPr>
       <w:keepNext/>
       <w:keepLines/>
-      <w:spacing w:before="200" w:after="0"/>
+      <w:spacing w:before="240" w:after="120"/>
+      <w:ind w:firstLine="0"/>
       <w:outlineLvl w:val="1"/>
     </w:pPr>
     <w:rPr>
@@ -1763,7 +2268,8 @@
       <w:pBdr>
         <w:bottom w:val="single" w:sz="8" w:space="4" w:color="4F81BD" w:themeColor="accent1"/>
       </w:pBdr>
-      <w:spacing w:after="300" w:line="240" w:lineRule="auto"/>
+      <w:spacing w:after="120" w:line="240" w:lineRule="auto" w:before="240"/>
+      <w:ind w:firstLine="0"/>
       <w:contextualSpacing/>
     </w:pPr>
     <w:rPr>
